--- a/tasks/slides/2026-05-20_shkola-ibs_programma_v14_FINAL.docx
+++ b/tasks/slides/2026-05-20_shkola-ibs_programma_v14_FINAL.docx
@@ -1689,7 +1689,7 @@
           </w:tcPr>
           <w:p>
             <w:r>
-              <w:t>~27%</w:t>
+              <w:t>33%</w:t>
             </w:r>
           </w:p>
         </w:tc>
@@ -1734,7 +1734,7 @@
           <w:i/>
           <w:sz w:val="22"/>
         </w:rPr>
-        <w:t>Вывод: числа разные, категория одинаковая → маршрутизация одинаковая.</w:t>
+        <w:t>Вывод: 32% и 33% практически идентичны при разных методиках расчёта. Категория одинаковая → маршрутизация одинаковая. ESC 2024 формально использует взвешенную модель RF-CL (с учётом числа ФР), КР МЗ РФ — базовую таблицу пол × возраст × характер боли. Для нашего пациента разница методик не меняет решение.</w:t>
       </w:r>
     </w:p>
     <w:p>
